--- a/output/will-he-still-want-me/Will_He_Still_Want_Me_With_A_Child.docx
+++ b/output/will-he-still-want-me/Will_He_Still_Want_Me_With_A_Child.docx
@@ -32,7 +32,7 @@
           <w:color w:val="2563EB"/>
           <w:sz w:val="28"/>
         </w:rPr>
-        <w:t xml:space="preserve">You've been apologising for your child on dates. Here's when to tell him, exactly what to say, and how to spot the man who's wasting your time.</w:t>
+        <w:t xml:space="preserve">The right one will. Stop apologising for your child, and start choosing who deserves to meet them.</w:t>
       </w:r>
     </w:p>
     <w:p/>
